--- a/web-app/files/docx_templates/_APUNTSZAPOU3.00212-01-16_TEMPLATE.docx
+++ b/web-app/files/docx_templates/_APUNTSZAPOU3.00212-01-16_TEMPLATE.docx
@@ -185,7 +185,7 @@
           <w:szCs w:val="20"/>
           <w:lang w:val="pl-PL"/>
         </w:rPr>
-        <w:instrText xml:space="preserve"> MERGEFIELD $d.DataPodpisaniaAneksu \* MERGEFORMAT </w:instrText>
+        <w:instrText xml:space="preserve"> MERGEFIELD  $d.dataPodpisaniaAneksuPOZ  \* MERGEFORMAT </w:instrText>
       </w:r>
       <w:r>
         <w:rPr>
@@ -206,7 +206,7 @@
           <w:szCs w:val="20"/>
           <w:lang w:val="pl-PL"/>
         </w:rPr>
-        <w:t>«$d.DataPodpisaniaAneksu»</w:t>
+        <w:t>«$d.dataPodpisaniaAneksuPOZ»</w:t>
       </w:r>
       <w:r>
         <w:rPr>
@@ -2256,7 +2256,6 @@
           <w:lang w:eastAsia="en-US"/>
         </w:rPr>
       </w:pPr>
-      <w:bookmarkStart w:id="0" w:name="_GoBack"/>
     </w:p>
     <w:p>
       <w:pPr>
@@ -3020,7 +3019,6 @@
         </w:rPr>
         <w:t xml:space="preserve"> miesięczna opłata za używanie </w:t>
       </w:r>
-      <w:bookmarkEnd w:id="0"/>
       <w:r>
         <w:rPr>
           <w:rFonts w:ascii="Arial" w:hAnsi="Arial" w:cs="Arial"/>
@@ -3403,7 +3401,7 @@
     </w:p>
     <w:tbl>
       <w:tblPr>
-        <w:tblW w:w="9815" w:type="dxa"/>
+        <w:tblW w:w="9985" w:type="dxa"/>
         <w:tblInd w:w="55" w:type="dxa"/>
         <w:tblBorders>
           <w:top w:val="single" w:sz="8" w:space="0" w:color="auto"/>
@@ -3420,12 +3418,12 @@
         <w:tblLook w:val="0000" w:firstRow="0" w:lastRow="0" w:firstColumn="0" w:lastColumn="0" w:noHBand="0" w:noVBand="0"/>
       </w:tblPr>
       <w:tblGrid>
-        <w:gridCol w:w="760"/>
-        <w:gridCol w:w="2675"/>
-        <w:gridCol w:w="3060"/>
-        <w:gridCol w:w="1299"/>
-        <w:gridCol w:w="1080"/>
-        <w:gridCol w:w="941"/>
+        <w:gridCol w:w="841"/>
+        <w:gridCol w:w="2685"/>
+        <w:gridCol w:w="1992"/>
+        <w:gridCol w:w="1489"/>
+        <w:gridCol w:w="1489"/>
+        <w:gridCol w:w="1489"/>
       </w:tblGrid>
       <w:tr>
         <w:trPr>
@@ -3433,7 +3431,7 @@
         </w:trPr>
         <w:tc>
           <w:tcPr>
-            <w:tcW w:w="760" w:type="dxa"/>
+            <w:tcW w:w="841" w:type="dxa"/>
             <w:shd w:val="clear" w:color="auto" w:fill="auto"/>
             <w:noWrap/>
             <w:vAlign w:val="center"/>
@@ -3459,7 +3457,7 @@
         </w:tc>
         <w:tc>
           <w:tcPr>
-            <w:tcW w:w="2675" w:type="dxa"/>
+            <w:tcW w:w="2685" w:type="dxa"/>
             <w:shd w:val="clear" w:color="auto" w:fill="auto"/>
             <w:noWrap/>
             <w:vAlign w:val="center"/>
@@ -3523,7 +3521,7 @@
         </w:tc>
         <w:tc>
           <w:tcPr>
-            <w:tcW w:w="3060" w:type="dxa"/>
+            <w:tcW w:w="1992" w:type="dxa"/>
             <w:vAlign w:val="center"/>
           </w:tcPr>
           <w:p>
@@ -3549,7 +3547,7 @@
         </w:tc>
         <w:tc>
           <w:tcPr>
-            <w:tcW w:w="1299" w:type="dxa"/>
+            <w:tcW w:w="1489" w:type="dxa"/>
           </w:tcPr>
           <w:p>
             <w:pPr>
@@ -3621,7 +3619,7 @@
         </w:tc>
         <w:tc>
           <w:tcPr>
-            <w:tcW w:w="1080" w:type="dxa"/>
+            <w:tcW w:w="1489" w:type="dxa"/>
           </w:tcPr>
           <w:p>
             <w:pPr>
@@ -3684,7 +3682,7 @@
         </w:tc>
         <w:tc>
           <w:tcPr>
-            <w:tcW w:w="941" w:type="dxa"/>
+            <w:tcW w:w="1489" w:type="dxa"/>
           </w:tcPr>
           <w:p>
             <w:pPr>
@@ -3732,7 +3730,7 @@
         </w:trPr>
         <w:tc>
           <w:tcPr>
-            <w:tcW w:w="760" w:type="dxa"/>
+            <w:tcW w:w="841" w:type="dxa"/>
             <w:shd w:val="clear" w:color="auto" w:fill="auto"/>
             <w:noWrap/>
             <w:vAlign w:val="bottom"/>
@@ -3749,103 +3747,59 @@
             <w:r>
               <w:rPr>
                 <w:rFonts w:ascii="Arial" w:hAnsi="Arial" w:cs="Arial"/>
+                <w:color w:val="000000"/>
                 <w:sz w:val="16"/>
                 <w:szCs w:val="16"/>
-              </w:rPr>
-              <w:t>1</w:t>
+                <w:lang w:val="pl-PL"/>
+              </w:rPr>
+              <w:fldChar w:fldCharType="begin"/>
+            </w:r>
+            <w:r>
+              <w:rPr>
+                <w:rFonts w:ascii="Arial" w:hAnsi="Arial" w:cs="Arial"/>
+                <w:color w:val="000000"/>
+                <w:sz w:val="16"/>
+                <w:szCs w:val="16"/>
+                <w:lang w:val="pl-PL"/>
+              </w:rPr>
+              <w:instrText xml:space="preserve"> MERGEFIELD  $velocityCount  \* MERGEFORMAT </w:instrText>
+            </w:r>
+            <w:r>
+              <w:rPr>
+                <w:rFonts w:ascii="Arial" w:hAnsi="Arial" w:cs="Arial"/>
+                <w:color w:val="000000"/>
+                <w:sz w:val="16"/>
+                <w:szCs w:val="16"/>
+                <w:lang w:val="pl-PL"/>
+              </w:rPr>
+              <w:fldChar w:fldCharType="separate"/>
+            </w:r>
+            <w:r>
+              <w:rPr>
+                <w:rFonts w:ascii="Arial" w:hAnsi="Arial" w:cs="Arial"/>
+                <w:noProof/>
+                <w:color w:val="000000"/>
+                <w:sz w:val="16"/>
+                <w:szCs w:val="16"/>
+                <w:lang w:val="pl-PL"/>
+              </w:rPr>
+              <w:t>«$velocityCount»</w:t>
+            </w:r>
+            <w:r>
+              <w:rPr>
+                <w:rFonts w:ascii="Arial" w:hAnsi="Arial" w:cs="Arial"/>
+                <w:color w:val="000000"/>
+                <w:sz w:val="16"/>
+                <w:szCs w:val="16"/>
+                <w:lang w:val="pl-PL"/>
+              </w:rPr>
+              <w:fldChar w:fldCharType="end"/>
             </w:r>
           </w:p>
         </w:tc>
         <w:tc>
           <w:tcPr>
-            <w:tcW w:w="2675" w:type="dxa"/>
-            <w:shd w:val="clear" w:color="auto" w:fill="FF0000"/>
-            <w:noWrap/>
-            <w:vAlign w:val="bottom"/>
-          </w:tcPr>
-          <w:p>
-            <w:pPr>
-              <w:jc w:val="center"/>
-              <w:rPr>
-                <w:rFonts w:ascii="Arial" w:hAnsi="Arial" w:cs="Arial"/>
-                <w:sz w:val="16"/>
-                <w:szCs w:val="16"/>
-              </w:rPr>
-            </w:pPr>
-          </w:p>
-        </w:tc>
-        <w:tc>
-          <w:tcPr>
-            <w:tcW w:w="3060" w:type="dxa"/>
-            <w:shd w:val="clear" w:color="auto" w:fill="FF0000"/>
-          </w:tcPr>
-          <w:p>
-            <w:pPr>
-              <w:jc w:val="center"/>
-              <w:rPr>
-                <w:rFonts w:ascii="Arial" w:hAnsi="Arial" w:cs="Arial"/>
-                <w:sz w:val="16"/>
-                <w:szCs w:val="16"/>
-              </w:rPr>
-            </w:pPr>
-          </w:p>
-        </w:tc>
-        <w:tc>
-          <w:tcPr>
-            <w:tcW w:w="1299" w:type="dxa"/>
-            <w:shd w:val="clear" w:color="auto" w:fill="FF0000"/>
-          </w:tcPr>
-          <w:p>
-            <w:pPr>
-              <w:jc w:val="center"/>
-              <w:rPr>
-                <w:rFonts w:ascii="Arial" w:hAnsi="Arial" w:cs="Arial"/>
-                <w:sz w:val="16"/>
-                <w:szCs w:val="16"/>
-              </w:rPr>
-            </w:pPr>
-          </w:p>
-        </w:tc>
-        <w:tc>
-          <w:tcPr>
-            <w:tcW w:w="1080" w:type="dxa"/>
-            <w:shd w:val="clear" w:color="auto" w:fill="FF0000"/>
-          </w:tcPr>
-          <w:p>
-            <w:pPr>
-              <w:jc w:val="center"/>
-              <w:rPr>
-                <w:rFonts w:ascii="Arial" w:hAnsi="Arial" w:cs="Arial"/>
-                <w:sz w:val="16"/>
-                <w:szCs w:val="16"/>
-              </w:rPr>
-            </w:pPr>
-          </w:p>
-        </w:tc>
-        <w:tc>
-          <w:tcPr>
-            <w:tcW w:w="941" w:type="dxa"/>
-            <w:shd w:val="clear" w:color="auto" w:fill="FF0000"/>
-          </w:tcPr>
-          <w:p>
-            <w:pPr>
-              <w:jc w:val="center"/>
-              <w:rPr>
-                <w:rFonts w:ascii="Arial" w:hAnsi="Arial" w:cs="Arial"/>
-                <w:sz w:val="16"/>
-                <w:szCs w:val="16"/>
-              </w:rPr>
-            </w:pPr>
-          </w:p>
-        </w:tc>
-      </w:tr>
-      <w:tr>
-        <w:trPr>
-          <w:trHeight w:val="255"/>
-        </w:trPr>
-        <w:tc>
-          <w:tcPr>
-            <w:tcW w:w="760" w:type="dxa"/>
+            <w:tcW w:w="2685" w:type="dxa"/>
             <w:shd w:val="clear" w:color="auto" w:fill="auto"/>
             <w:noWrap/>
             <w:vAlign w:val="bottom"/>
@@ -3862,19 +3816,156 @@
             <w:r>
               <w:rPr>
                 <w:rFonts w:ascii="Arial" w:hAnsi="Arial" w:cs="Arial"/>
+                <w:color w:val="000000"/>
                 <w:sz w:val="16"/>
                 <w:szCs w:val="16"/>
-              </w:rPr>
-              <w:t>2</w:t>
+                <w:lang w:val="pl-PL"/>
+              </w:rPr>
+              <w:fldChar w:fldCharType="begin"/>
+            </w:r>
+            <w:r>
+              <w:rPr>
+                <w:rFonts w:ascii="Arial" w:hAnsi="Arial" w:cs="Arial"/>
+                <w:color w:val="000000"/>
+                <w:sz w:val="16"/>
+                <w:szCs w:val="16"/>
+              </w:rPr>
+              <w:instrText xml:space="preserve"> MERGEFIELD  "@before-row#foreach($i in [0..14])" </w:instrText>
+            </w:r>
+            <w:r>
+              <w:rPr>
+                <w:rFonts w:ascii="Arial" w:hAnsi="Arial" w:cs="Arial"/>
+                <w:color w:val="000000"/>
+                <w:sz w:val="16"/>
+                <w:szCs w:val="16"/>
+                <w:lang w:val="pl-PL"/>
+              </w:rPr>
+              <w:fldChar w:fldCharType="separate"/>
+            </w:r>
+            <w:r>
+              <w:rPr>
+                <w:rFonts w:ascii="Arial" w:hAnsi="Arial" w:cs="Arial"/>
+                <w:noProof/>
+                <w:color w:val="000000"/>
+                <w:sz w:val="16"/>
+                <w:szCs w:val="16"/>
+              </w:rPr>
+              <w:t>«@before-row#foreach($i in [0..14])»</w:t>
+            </w:r>
+            <w:r>
+              <w:rPr>
+                <w:rFonts w:ascii="Arial" w:hAnsi="Arial" w:cs="Arial"/>
+                <w:color w:val="000000"/>
+                <w:sz w:val="16"/>
+                <w:szCs w:val="16"/>
+                <w:lang w:val="pl-PL"/>
+              </w:rPr>
+              <w:fldChar w:fldCharType="end"/>
+            </w:r>
+            <w:r>
+              <w:rPr>
+                <w:rFonts w:ascii="Arial" w:hAnsi="Arial" w:cs="Arial"/>
+                <w:color w:val="000000"/>
+                <w:sz w:val="16"/>
+                <w:szCs w:val="16"/>
+                <w:lang w:val="pl-PL"/>
+              </w:rPr>
+              <w:fldChar w:fldCharType="begin"/>
+            </w:r>
+            <w:r>
+              <w:rPr>
+                <w:rFonts w:ascii="Arial" w:hAnsi="Arial" w:cs="Arial"/>
+                <w:color w:val="000000"/>
+                <w:sz w:val="16"/>
+                <w:szCs w:val="16"/>
+              </w:rPr>
+              <w:instrText xml:space="preserve"> MERGEFIELD  "#if($cardPomPoints.size()&gt;$i)$cardPomPoints[$i].PelnaNazwaPunktu#else #end"  \* MERGEFORMAT </w:instrText>
+            </w:r>
+            <w:r>
+              <w:rPr>
+                <w:rFonts w:ascii="Arial" w:hAnsi="Arial" w:cs="Arial"/>
+                <w:color w:val="000000"/>
+                <w:sz w:val="16"/>
+                <w:szCs w:val="16"/>
+                <w:lang w:val="pl-PL"/>
+              </w:rPr>
+              <w:fldChar w:fldCharType="separate"/>
+            </w:r>
+            <w:r>
+              <w:rPr>
+                <w:rFonts w:ascii="Arial" w:hAnsi="Arial" w:cs="Arial"/>
+                <w:noProof/>
+                <w:color w:val="000000"/>
+                <w:sz w:val="16"/>
+                <w:szCs w:val="16"/>
+              </w:rPr>
+              <w:t>«#if($cardPomPoints.size()&gt;$i)$cardPomPoi»</w:t>
+            </w:r>
+            <w:r>
+              <w:rPr>
+                <w:rFonts w:ascii="Arial" w:hAnsi="Arial" w:cs="Arial"/>
+                <w:color w:val="000000"/>
+                <w:sz w:val="16"/>
+                <w:szCs w:val="16"/>
+                <w:lang w:val="pl-PL"/>
+              </w:rPr>
+              <w:fldChar w:fldCharType="end"/>
+            </w:r>
+            <w:r>
+              <w:rPr>
+                <w:rFonts w:ascii="Arial" w:hAnsi="Arial" w:cs="Arial"/>
+                <w:color w:val="000000"/>
+                <w:sz w:val="16"/>
+                <w:szCs w:val="16"/>
+                <w:lang w:val="pl-PL"/>
+              </w:rPr>
+              <w:fldChar w:fldCharType="begin"/>
+            </w:r>
+            <w:r>
+              <w:rPr>
+                <w:rFonts w:ascii="Arial" w:hAnsi="Arial" w:cs="Arial"/>
+                <w:color w:val="000000"/>
+                <w:sz w:val="16"/>
+                <w:szCs w:val="16"/>
+              </w:rPr>
+              <w:instrText xml:space="preserve"> MERGEFIELD  @after-row#end  \* MERGEFORMAT </w:instrText>
+            </w:r>
+            <w:r>
+              <w:rPr>
+                <w:rFonts w:ascii="Arial" w:hAnsi="Arial" w:cs="Arial"/>
+                <w:color w:val="000000"/>
+                <w:sz w:val="16"/>
+                <w:szCs w:val="16"/>
+                <w:lang w:val="pl-PL"/>
+              </w:rPr>
+              <w:fldChar w:fldCharType="separate"/>
+            </w:r>
+            <w:r>
+              <w:rPr>
+                <w:rFonts w:ascii="Arial" w:hAnsi="Arial" w:cs="Arial"/>
+                <w:noProof/>
+                <w:color w:val="000000"/>
+                <w:sz w:val="16"/>
+                <w:szCs w:val="16"/>
+              </w:rPr>
+              <w:t>«@after-row#end»</w:t>
+            </w:r>
+            <w:r>
+              <w:rPr>
+                <w:rFonts w:ascii="Arial" w:hAnsi="Arial" w:cs="Arial"/>
+                <w:color w:val="000000"/>
+                <w:sz w:val="16"/>
+                <w:szCs w:val="16"/>
+                <w:lang w:val="pl-PL"/>
+              </w:rPr>
+              <w:fldChar w:fldCharType="end"/>
             </w:r>
           </w:p>
         </w:tc>
         <w:tc>
           <w:tcPr>
-            <w:tcW w:w="2675" w:type="dxa"/>
-            <w:shd w:val="clear" w:color="auto" w:fill="FF0000"/>
-            <w:noWrap/>
-            <w:vAlign w:val="bottom"/>
+            <w:tcW w:w="1992" w:type="dxa"/>
+            <w:shd w:val="clear" w:color="auto" w:fill="auto"/>
           </w:tcPr>
           <w:p>
             <w:pPr>
@@ -3885,109 +3976,61 @@
                 <w:szCs w:val="16"/>
               </w:rPr>
             </w:pPr>
-          </w:p>
-        </w:tc>
-        <w:tc>
-          <w:tcPr>
-            <w:tcW w:w="3060" w:type="dxa"/>
-            <w:shd w:val="clear" w:color="auto" w:fill="FF0000"/>
-          </w:tcPr>
-          <w:p>
-            <w:pPr>
-              <w:jc w:val="center"/>
-              <w:rPr>
-                <w:rFonts w:ascii="Arial" w:hAnsi="Arial" w:cs="Arial"/>
+            <w:r>
+              <w:rPr>
+                <w:rFonts w:ascii="Arial" w:hAnsi="Arial" w:cs="Arial"/>
+                <w:color w:val="000000"/>
                 <w:sz w:val="16"/>
                 <w:szCs w:val="16"/>
-              </w:rPr>
-            </w:pPr>
-          </w:p>
-        </w:tc>
-        <w:tc>
-          <w:tcPr>
-            <w:tcW w:w="1299" w:type="dxa"/>
-            <w:shd w:val="clear" w:color="auto" w:fill="FF0000"/>
-          </w:tcPr>
-          <w:p>
-            <w:pPr>
-              <w:jc w:val="center"/>
-              <w:rPr>
-                <w:rFonts w:ascii="Arial" w:hAnsi="Arial" w:cs="Arial"/>
+                <w:lang w:val="pl-PL"/>
+              </w:rPr>
+              <w:fldChar w:fldCharType="begin"/>
+            </w:r>
+            <w:r>
+              <w:rPr>
+                <w:rFonts w:ascii="Arial" w:hAnsi="Arial" w:cs="Arial"/>
+                <w:color w:val="000000"/>
                 <w:sz w:val="16"/>
                 <w:szCs w:val="16"/>
               </w:rPr>
-            </w:pPr>
-          </w:p>
-        </w:tc>
-        <w:tc>
-          <w:tcPr>
-            <w:tcW w:w="1080" w:type="dxa"/>
-            <w:shd w:val="clear" w:color="auto" w:fill="FF0000"/>
-          </w:tcPr>
-          <w:p>
-            <w:pPr>
-              <w:jc w:val="center"/>
-              <w:rPr>
-                <w:rFonts w:ascii="Arial" w:hAnsi="Arial" w:cs="Arial"/>
+              <w:instrText xml:space="preserve"> MERGEFIELD  "#if($cardPomPoints.size()&gt;$i)$cardPomPoints[$i].UlicaINumerDomu / $cardPomPoints[$i].Miejscowosc / $cardPomPoints[$i].KodPocztowy#else #end"  \* MERGEFORMAT </w:instrText>
+            </w:r>
+            <w:r>
+              <w:rPr>
+                <w:rFonts w:ascii="Arial" w:hAnsi="Arial" w:cs="Arial"/>
+                <w:color w:val="000000"/>
                 <w:sz w:val="16"/>
                 <w:szCs w:val="16"/>
-              </w:rPr>
-            </w:pPr>
-          </w:p>
-        </w:tc>
-        <w:tc>
-          <w:tcPr>
-            <w:tcW w:w="941" w:type="dxa"/>
-            <w:shd w:val="clear" w:color="auto" w:fill="FF0000"/>
-          </w:tcPr>
-          <w:p>
-            <w:pPr>
-              <w:jc w:val="center"/>
-              <w:rPr>
-                <w:rFonts w:ascii="Arial" w:hAnsi="Arial" w:cs="Arial"/>
+                <w:lang w:val="pl-PL"/>
+              </w:rPr>
+              <w:fldChar w:fldCharType="separate"/>
+            </w:r>
+            <w:r>
+              <w:rPr>
+                <w:rFonts w:ascii="Arial" w:hAnsi="Arial" w:cs="Arial"/>
+                <w:noProof/>
+                <w:color w:val="000000"/>
                 <w:sz w:val="16"/>
                 <w:szCs w:val="16"/>
               </w:rPr>
-            </w:pPr>
-          </w:p>
-        </w:tc>
-      </w:tr>
-      <w:tr>
-        <w:trPr>
-          <w:trHeight w:val="255"/>
-        </w:trPr>
-        <w:tc>
-          <w:tcPr>
-            <w:tcW w:w="760" w:type="dxa"/>
-            <w:shd w:val="clear" w:color="auto" w:fill="auto"/>
-            <w:noWrap/>
-            <w:vAlign w:val="bottom"/>
-          </w:tcPr>
-          <w:p>
-            <w:pPr>
-              <w:jc w:val="center"/>
-              <w:rPr>
-                <w:rFonts w:ascii="Arial" w:hAnsi="Arial" w:cs="Arial"/>
+              <w:t>«#if($cardPomPoints.size()&gt;$i)$cardPomPoi»</w:t>
+            </w:r>
+            <w:r>
+              <w:rPr>
+                <w:rFonts w:ascii="Arial" w:hAnsi="Arial" w:cs="Arial"/>
+                <w:color w:val="000000"/>
                 <w:sz w:val="16"/>
                 <w:szCs w:val="16"/>
-              </w:rPr>
-            </w:pPr>
-            <w:r>
-              <w:rPr>
-                <w:rFonts w:ascii="Arial" w:hAnsi="Arial" w:cs="Arial"/>
-                <w:sz w:val="16"/>
-                <w:szCs w:val="16"/>
-              </w:rPr>
-              <w:t>3</w:t>
+                <w:lang w:val="pl-PL"/>
+              </w:rPr>
+              <w:fldChar w:fldCharType="end"/>
             </w:r>
           </w:p>
         </w:tc>
         <w:tc>
           <w:tcPr>
-            <w:tcW w:w="2675" w:type="dxa"/>
-            <w:shd w:val="clear" w:color="auto" w:fill="FF0000"/>
-            <w:noWrap/>
-            <w:vAlign w:val="bottom"/>
+            <w:tcW w:w="1489" w:type="dxa"/>
+            <w:shd w:val="clear" w:color="auto" w:fill="auto"/>
           </w:tcPr>
           <w:p>
             <w:pPr>
@@ -3998,109 +4041,53 @@
                 <w:szCs w:val="16"/>
               </w:rPr>
             </w:pPr>
-          </w:p>
-        </w:tc>
-        <w:tc>
-          <w:tcPr>
-            <w:tcW w:w="3060" w:type="dxa"/>
-            <w:shd w:val="clear" w:color="auto" w:fill="FF0000"/>
-          </w:tcPr>
-          <w:p>
-            <w:pPr>
-              <w:jc w:val="center"/>
+            <w:r>
               <w:rPr>
                 <w:rFonts w:ascii="Arial" w:hAnsi="Arial" w:cs="Arial"/>
                 <w:sz w:val="16"/>
                 <w:szCs w:val="16"/>
               </w:rPr>
-            </w:pPr>
-          </w:p>
-        </w:tc>
-        <w:tc>
-          <w:tcPr>
-            <w:tcW w:w="1299" w:type="dxa"/>
-            <w:shd w:val="clear" w:color="auto" w:fill="FF0000"/>
-          </w:tcPr>
-          <w:p>
-            <w:pPr>
-              <w:jc w:val="center"/>
+              <w:fldChar w:fldCharType="begin"/>
+            </w:r>
+            <w:r>
               <w:rPr>
                 <w:rFonts w:ascii="Arial" w:hAnsi="Arial" w:cs="Arial"/>
                 <w:sz w:val="16"/>
                 <w:szCs w:val="16"/>
               </w:rPr>
-            </w:pPr>
-          </w:p>
-        </w:tc>
-        <w:tc>
-          <w:tcPr>
-            <w:tcW w:w="1080" w:type="dxa"/>
-            <w:shd w:val="clear" w:color="auto" w:fill="FF0000"/>
-          </w:tcPr>
-          <w:p>
-            <w:pPr>
-              <w:jc w:val="center"/>
+              <w:instrText xml:space="preserve"> MERGEFIELD  "#if($cardPomPoints.size()&gt;$i)#if ($cardPomPoints[$i].tytulPlatnosci) TAK #else NIE #end #end"  \* MERGEFORMAT </w:instrText>
+            </w:r>
+            <w:r>
               <w:rPr>
                 <w:rFonts w:ascii="Arial" w:hAnsi="Arial" w:cs="Arial"/>
                 <w:sz w:val="16"/>
                 <w:szCs w:val="16"/>
               </w:rPr>
-            </w:pPr>
-          </w:p>
-        </w:tc>
-        <w:tc>
-          <w:tcPr>
-            <w:tcW w:w="941" w:type="dxa"/>
-            <w:shd w:val="clear" w:color="auto" w:fill="FF0000"/>
-          </w:tcPr>
-          <w:p>
-            <w:pPr>
-              <w:jc w:val="center"/>
-              <w:rPr>
-                <w:rFonts w:ascii="Arial" w:hAnsi="Arial" w:cs="Arial"/>
+              <w:fldChar w:fldCharType="separate"/>
+            </w:r>
+            <w:r>
+              <w:rPr>
+                <w:rFonts w:ascii="Arial" w:hAnsi="Arial" w:cs="Arial"/>
+                <w:noProof/>
                 <w:sz w:val="16"/>
                 <w:szCs w:val="16"/>
               </w:rPr>
-            </w:pPr>
-          </w:p>
-        </w:tc>
-      </w:tr>
-      <w:tr>
-        <w:trPr>
-          <w:trHeight w:val="255"/>
-        </w:trPr>
-        <w:tc>
-          <w:tcPr>
-            <w:tcW w:w="760" w:type="dxa"/>
-            <w:shd w:val="clear" w:color="auto" w:fill="auto"/>
-            <w:noWrap/>
-            <w:vAlign w:val="bottom"/>
-          </w:tcPr>
-          <w:p>
-            <w:pPr>
-              <w:jc w:val="center"/>
+              <w:t>«#if($cardPomPoints.size()&gt;$i)#if ($cardP»</w:t>
+            </w:r>
+            <w:r>
               <w:rPr>
                 <w:rFonts w:ascii="Arial" w:hAnsi="Arial" w:cs="Arial"/>
                 <w:sz w:val="16"/>
                 <w:szCs w:val="16"/>
               </w:rPr>
-            </w:pPr>
-            <w:r>
-              <w:rPr>
-                <w:rFonts w:ascii="Arial" w:hAnsi="Arial" w:cs="Arial"/>
-                <w:sz w:val="16"/>
-                <w:szCs w:val="16"/>
-              </w:rPr>
-              <w:t>4</w:t>
+              <w:fldChar w:fldCharType="end"/>
             </w:r>
           </w:p>
         </w:tc>
         <w:tc>
           <w:tcPr>
-            <w:tcW w:w="2675" w:type="dxa"/>
-            <w:shd w:val="clear" w:color="auto" w:fill="FF0000"/>
-            <w:noWrap/>
-            <w:vAlign w:val="bottom"/>
+            <w:tcW w:w="1489" w:type="dxa"/>
+            <w:shd w:val="clear" w:color="auto" w:fill="auto"/>
           </w:tcPr>
           <w:p>
             <w:pPr>
@@ -4111,109 +4098,53 @@
                 <w:szCs w:val="16"/>
               </w:rPr>
             </w:pPr>
-          </w:p>
-        </w:tc>
-        <w:tc>
-          <w:tcPr>
-            <w:tcW w:w="3060" w:type="dxa"/>
-            <w:shd w:val="clear" w:color="auto" w:fill="FF0000"/>
-          </w:tcPr>
-          <w:p>
-            <w:pPr>
-              <w:jc w:val="center"/>
+            <w:r>
               <w:rPr>
                 <w:rFonts w:ascii="Arial" w:hAnsi="Arial" w:cs="Arial"/>
                 <w:sz w:val="16"/>
                 <w:szCs w:val="16"/>
               </w:rPr>
-            </w:pPr>
-          </w:p>
-        </w:tc>
-        <w:tc>
-          <w:tcPr>
-            <w:tcW w:w="1299" w:type="dxa"/>
-            <w:shd w:val="clear" w:color="auto" w:fill="FF0000"/>
-          </w:tcPr>
-          <w:p>
-            <w:pPr>
-              <w:jc w:val="center"/>
+              <w:fldChar w:fldCharType="begin"/>
+            </w:r>
+            <w:r>
               <w:rPr>
                 <w:rFonts w:ascii="Arial" w:hAnsi="Arial" w:cs="Arial"/>
                 <w:sz w:val="16"/>
                 <w:szCs w:val="16"/>
               </w:rPr>
-            </w:pPr>
-          </w:p>
-        </w:tc>
-        <w:tc>
-          <w:tcPr>
-            <w:tcW w:w="1080" w:type="dxa"/>
-            <w:shd w:val="clear" w:color="auto" w:fill="FF0000"/>
-          </w:tcPr>
-          <w:p>
-            <w:pPr>
-              <w:jc w:val="center"/>
+              <w:instrText xml:space="preserve"> MERGEFIELD  "#if($cardPomPoints.size()&gt;$i)#if ($cardPomPoints[$i].systemKasowy) TAK #else NIE #end #end"  \* MERGEFORMAT </w:instrText>
+            </w:r>
+            <w:r>
               <w:rPr>
                 <w:rFonts w:ascii="Arial" w:hAnsi="Arial" w:cs="Arial"/>
                 <w:sz w:val="16"/>
                 <w:szCs w:val="16"/>
               </w:rPr>
-            </w:pPr>
-          </w:p>
-        </w:tc>
-        <w:tc>
-          <w:tcPr>
-            <w:tcW w:w="941" w:type="dxa"/>
-            <w:shd w:val="clear" w:color="auto" w:fill="FF0000"/>
-          </w:tcPr>
-          <w:p>
-            <w:pPr>
-              <w:jc w:val="center"/>
-              <w:rPr>
-                <w:rFonts w:ascii="Arial" w:hAnsi="Arial" w:cs="Arial"/>
+              <w:fldChar w:fldCharType="separate"/>
+            </w:r>
+            <w:r>
+              <w:rPr>
+                <w:rFonts w:ascii="Arial" w:hAnsi="Arial" w:cs="Arial"/>
+                <w:noProof/>
                 <w:sz w:val="16"/>
                 <w:szCs w:val="16"/>
               </w:rPr>
-            </w:pPr>
-          </w:p>
-        </w:tc>
-      </w:tr>
-      <w:tr>
-        <w:trPr>
-          <w:trHeight w:val="255"/>
-        </w:trPr>
-        <w:tc>
-          <w:tcPr>
-            <w:tcW w:w="760" w:type="dxa"/>
-            <w:shd w:val="clear" w:color="auto" w:fill="auto"/>
-            <w:noWrap/>
-            <w:vAlign w:val="bottom"/>
-          </w:tcPr>
-          <w:p>
-            <w:pPr>
-              <w:jc w:val="center"/>
+              <w:t>«#if($cardPomPoints.size()&gt;$i)#if ($cardP»</w:t>
+            </w:r>
+            <w:r>
               <w:rPr>
                 <w:rFonts w:ascii="Arial" w:hAnsi="Arial" w:cs="Arial"/>
                 <w:sz w:val="16"/>
                 <w:szCs w:val="16"/>
               </w:rPr>
-            </w:pPr>
-            <w:r>
-              <w:rPr>
-                <w:rFonts w:ascii="Arial" w:hAnsi="Arial" w:cs="Arial"/>
-                <w:sz w:val="16"/>
-                <w:szCs w:val="16"/>
-              </w:rPr>
-              <w:t>5</w:t>
+              <w:fldChar w:fldCharType="end"/>
             </w:r>
           </w:p>
         </w:tc>
         <w:tc>
           <w:tcPr>
-            <w:tcW w:w="2675" w:type="dxa"/>
-            <w:shd w:val="clear" w:color="auto" w:fill="FF0000"/>
-            <w:noWrap/>
-            <w:vAlign w:val="bottom"/>
+            <w:tcW w:w="1489" w:type="dxa"/>
+            <w:shd w:val="clear" w:color="auto" w:fill="auto"/>
           </w:tcPr>
           <w:p>
             <w:pPr>
@@ -4224,1200 +4155,47 @@
                 <w:szCs w:val="16"/>
               </w:rPr>
             </w:pPr>
-          </w:p>
-        </w:tc>
-        <w:tc>
-          <w:tcPr>
-            <w:tcW w:w="3060" w:type="dxa"/>
-            <w:shd w:val="clear" w:color="auto" w:fill="FF0000"/>
-          </w:tcPr>
-          <w:p>
-            <w:pPr>
-              <w:jc w:val="center"/>
+            <w:r>
               <w:rPr>
                 <w:rFonts w:ascii="Arial" w:hAnsi="Arial" w:cs="Arial"/>
                 <w:sz w:val="16"/>
                 <w:szCs w:val="16"/>
               </w:rPr>
-            </w:pPr>
-          </w:p>
-        </w:tc>
-        <w:tc>
-          <w:tcPr>
-            <w:tcW w:w="1299" w:type="dxa"/>
-            <w:shd w:val="clear" w:color="auto" w:fill="FF0000"/>
-          </w:tcPr>
-          <w:p>
-            <w:pPr>
-              <w:jc w:val="center"/>
+              <w:fldChar w:fldCharType="begin"/>
+            </w:r>
+            <w:r>
               <w:rPr>
                 <w:rFonts w:ascii="Arial" w:hAnsi="Arial" w:cs="Arial"/>
                 <w:sz w:val="16"/>
                 <w:szCs w:val="16"/>
               </w:rPr>
-            </w:pPr>
-          </w:p>
-        </w:tc>
-        <w:tc>
-          <w:tcPr>
-            <w:tcW w:w="1080" w:type="dxa"/>
-            <w:shd w:val="clear" w:color="auto" w:fill="FF0000"/>
-          </w:tcPr>
-          <w:p>
-            <w:pPr>
-              <w:jc w:val="center"/>
+              <w:instrText xml:space="preserve"> MERGEFIELD  "#if($cardPomPoints.size()&gt;$i)#if ($cardPomPoints[$i].uta) TAK #else NIE #end #end"  \* MERGEFORMAT </w:instrText>
+            </w:r>
+            <w:r>
               <w:rPr>
                 <w:rFonts w:ascii="Arial" w:hAnsi="Arial" w:cs="Arial"/>
                 <w:sz w:val="16"/>
                 <w:szCs w:val="16"/>
               </w:rPr>
-            </w:pPr>
-          </w:p>
-        </w:tc>
-        <w:tc>
-          <w:tcPr>
-            <w:tcW w:w="941" w:type="dxa"/>
-            <w:shd w:val="clear" w:color="auto" w:fill="FF0000"/>
-          </w:tcPr>
-          <w:p>
-            <w:pPr>
-              <w:jc w:val="center"/>
-              <w:rPr>
-                <w:rFonts w:ascii="Arial" w:hAnsi="Arial" w:cs="Arial"/>
+              <w:fldChar w:fldCharType="separate"/>
+            </w:r>
+            <w:r>
+              <w:rPr>
+                <w:rFonts w:ascii="Arial" w:hAnsi="Arial" w:cs="Arial"/>
+                <w:noProof/>
                 <w:sz w:val="16"/>
                 <w:szCs w:val="16"/>
               </w:rPr>
-            </w:pPr>
-          </w:p>
-        </w:tc>
-      </w:tr>
-      <w:tr>
-        <w:trPr>
-          <w:trHeight w:val="255"/>
-        </w:trPr>
-        <w:tc>
-          <w:tcPr>
-            <w:tcW w:w="760" w:type="dxa"/>
-            <w:shd w:val="clear" w:color="auto" w:fill="auto"/>
-            <w:noWrap/>
-            <w:vAlign w:val="bottom"/>
-          </w:tcPr>
-          <w:p>
-            <w:pPr>
-              <w:jc w:val="center"/>
+              <w:t>«#if($cardPomPoints.size()&gt;$i)#if ($cardP»</w:t>
+            </w:r>
+            <w:r>
               <w:rPr>
                 <w:rFonts w:ascii="Arial" w:hAnsi="Arial" w:cs="Arial"/>
                 <w:sz w:val="16"/>
                 <w:szCs w:val="16"/>
               </w:rPr>
-            </w:pPr>
-            <w:r>
-              <w:rPr>
-                <w:rFonts w:ascii="Arial" w:hAnsi="Arial" w:cs="Arial"/>
-                <w:sz w:val="16"/>
-                <w:szCs w:val="16"/>
-              </w:rPr>
-              <w:t>6</w:t>
+              <w:fldChar w:fldCharType="end"/>
             </w:r>
-          </w:p>
-        </w:tc>
-        <w:tc>
-          <w:tcPr>
-            <w:tcW w:w="2675" w:type="dxa"/>
-            <w:shd w:val="clear" w:color="auto" w:fill="FF0000"/>
-            <w:noWrap/>
-            <w:vAlign w:val="bottom"/>
-          </w:tcPr>
-          <w:p>
-            <w:pPr>
-              <w:jc w:val="center"/>
-              <w:rPr>
-                <w:rFonts w:ascii="Arial" w:hAnsi="Arial" w:cs="Arial"/>
-                <w:sz w:val="16"/>
-                <w:szCs w:val="16"/>
-              </w:rPr>
-            </w:pPr>
-          </w:p>
-        </w:tc>
-        <w:tc>
-          <w:tcPr>
-            <w:tcW w:w="3060" w:type="dxa"/>
-            <w:shd w:val="clear" w:color="auto" w:fill="FF0000"/>
-          </w:tcPr>
-          <w:p>
-            <w:pPr>
-              <w:jc w:val="center"/>
-              <w:rPr>
-                <w:rFonts w:ascii="Arial" w:hAnsi="Arial" w:cs="Arial"/>
-                <w:sz w:val="16"/>
-                <w:szCs w:val="16"/>
-              </w:rPr>
-            </w:pPr>
-          </w:p>
-        </w:tc>
-        <w:tc>
-          <w:tcPr>
-            <w:tcW w:w="1299" w:type="dxa"/>
-            <w:shd w:val="clear" w:color="auto" w:fill="FF0000"/>
-          </w:tcPr>
-          <w:p>
-            <w:pPr>
-              <w:jc w:val="center"/>
-              <w:rPr>
-                <w:rFonts w:ascii="Arial" w:hAnsi="Arial" w:cs="Arial"/>
-                <w:sz w:val="16"/>
-                <w:szCs w:val="16"/>
-              </w:rPr>
-            </w:pPr>
-          </w:p>
-        </w:tc>
-        <w:tc>
-          <w:tcPr>
-            <w:tcW w:w="1080" w:type="dxa"/>
-            <w:shd w:val="clear" w:color="auto" w:fill="FF0000"/>
-          </w:tcPr>
-          <w:p>
-            <w:pPr>
-              <w:jc w:val="center"/>
-              <w:rPr>
-                <w:rFonts w:ascii="Arial" w:hAnsi="Arial" w:cs="Arial"/>
-                <w:sz w:val="16"/>
-                <w:szCs w:val="16"/>
-              </w:rPr>
-            </w:pPr>
-          </w:p>
-        </w:tc>
-        <w:tc>
-          <w:tcPr>
-            <w:tcW w:w="941" w:type="dxa"/>
-            <w:shd w:val="clear" w:color="auto" w:fill="FF0000"/>
-          </w:tcPr>
-          <w:p>
-            <w:pPr>
-              <w:jc w:val="center"/>
-              <w:rPr>
-                <w:rFonts w:ascii="Arial" w:hAnsi="Arial" w:cs="Arial"/>
-                <w:sz w:val="16"/>
-                <w:szCs w:val="16"/>
-              </w:rPr>
-            </w:pPr>
-          </w:p>
-        </w:tc>
-      </w:tr>
-      <w:tr>
-        <w:trPr>
-          <w:trHeight w:val="255"/>
-        </w:trPr>
-        <w:tc>
-          <w:tcPr>
-            <w:tcW w:w="760" w:type="dxa"/>
-            <w:shd w:val="clear" w:color="auto" w:fill="auto"/>
-            <w:noWrap/>
-            <w:vAlign w:val="bottom"/>
-          </w:tcPr>
-          <w:p>
-            <w:pPr>
-              <w:jc w:val="center"/>
-              <w:rPr>
-                <w:rFonts w:ascii="Arial" w:hAnsi="Arial" w:cs="Arial"/>
-                <w:sz w:val="16"/>
-                <w:szCs w:val="16"/>
-              </w:rPr>
-            </w:pPr>
-            <w:r>
-              <w:rPr>
-                <w:rFonts w:ascii="Arial" w:hAnsi="Arial" w:cs="Arial"/>
-                <w:sz w:val="16"/>
-                <w:szCs w:val="16"/>
-              </w:rPr>
-              <w:t>7</w:t>
-            </w:r>
-          </w:p>
-        </w:tc>
-        <w:tc>
-          <w:tcPr>
-            <w:tcW w:w="2675" w:type="dxa"/>
-            <w:shd w:val="clear" w:color="auto" w:fill="FF0000"/>
-            <w:noWrap/>
-            <w:vAlign w:val="bottom"/>
-          </w:tcPr>
-          <w:p>
-            <w:pPr>
-              <w:jc w:val="center"/>
-              <w:rPr>
-                <w:rFonts w:ascii="Arial" w:hAnsi="Arial" w:cs="Arial"/>
-                <w:sz w:val="16"/>
-                <w:szCs w:val="16"/>
-              </w:rPr>
-            </w:pPr>
-          </w:p>
-        </w:tc>
-        <w:tc>
-          <w:tcPr>
-            <w:tcW w:w="3060" w:type="dxa"/>
-            <w:shd w:val="clear" w:color="auto" w:fill="FF0000"/>
-          </w:tcPr>
-          <w:p>
-            <w:pPr>
-              <w:jc w:val="center"/>
-              <w:rPr>
-                <w:rFonts w:ascii="Arial" w:hAnsi="Arial" w:cs="Arial"/>
-                <w:sz w:val="16"/>
-                <w:szCs w:val="16"/>
-              </w:rPr>
-            </w:pPr>
-          </w:p>
-        </w:tc>
-        <w:tc>
-          <w:tcPr>
-            <w:tcW w:w="1299" w:type="dxa"/>
-            <w:shd w:val="clear" w:color="auto" w:fill="FF0000"/>
-          </w:tcPr>
-          <w:p>
-            <w:pPr>
-              <w:jc w:val="center"/>
-              <w:rPr>
-                <w:rFonts w:ascii="Arial" w:hAnsi="Arial" w:cs="Arial"/>
-                <w:sz w:val="16"/>
-                <w:szCs w:val="16"/>
-              </w:rPr>
-            </w:pPr>
-          </w:p>
-        </w:tc>
-        <w:tc>
-          <w:tcPr>
-            <w:tcW w:w="1080" w:type="dxa"/>
-            <w:shd w:val="clear" w:color="auto" w:fill="FF0000"/>
-          </w:tcPr>
-          <w:p>
-            <w:pPr>
-              <w:jc w:val="center"/>
-              <w:rPr>
-                <w:rFonts w:ascii="Arial" w:hAnsi="Arial" w:cs="Arial"/>
-                <w:sz w:val="16"/>
-                <w:szCs w:val="16"/>
-              </w:rPr>
-            </w:pPr>
-          </w:p>
-        </w:tc>
-        <w:tc>
-          <w:tcPr>
-            <w:tcW w:w="941" w:type="dxa"/>
-            <w:shd w:val="clear" w:color="auto" w:fill="FF0000"/>
-          </w:tcPr>
-          <w:p>
-            <w:pPr>
-              <w:jc w:val="center"/>
-              <w:rPr>
-                <w:rFonts w:ascii="Arial" w:hAnsi="Arial" w:cs="Arial"/>
-                <w:sz w:val="16"/>
-                <w:szCs w:val="16"/>
-              </w:rPr>
-            </w:pPr>
-          </w:p>
-        </w:tc>
-      </w:tr>
-      <w:tr>
-        <w:trPr>
-          <w:trHeight w:val="255"/>
-        </w:trPr>
-        <w:tc>
-          <w:tcPr>
-            <w:tcW w:w="760" w:type="dxa"/>
-            <w:shd w:val="clear" w:color="auto" w:fill="auto"/>
-            <w:noWrap/>
-            <w:vAlign w:val="bottom"/>
-          </w:tcPr>
-          <w:p>
-            <w:pPr>
-              <w:jc w:val="center"/>
-              <w:rPr>
-                <w:rFonts w:ascii="Arial" w:hAnsi="Arial" w:cs="Arial"/>
-                <w:sz w:val="16"/>
-                <w:szCs w:val="16"/>
-              </w:rPr>
-            </w:pPr>
-            <w:r>
-              <w:rPr>
-                <w:rFonts w:ascii="Arial" w:hAnsi="Arial" w:cs="Arial"/>
-                <w:sz w:val="16"/>
-                <w:szCs w:val="16"/>
-              </w:rPr>
-              <w:t>8</w:t>
-            </w:r>
-          </w:p>
-        </w:tc>
-        <w:tc>
-          <w:tcPr>
-            <w:tcW w:w="2675" w:type="dxa"/>
-            <w:shd w:val="clear" w:color="auto" w:fill="FF0000"/>
-            <w:noWrap/>
-            <w:vAlign w:val="bottom"/>
-          </w:tcPr>
-          <w:p>
-            <w:pPr>
-              <w:jc w:val="center"/>
-              <w:rPr>
-                <w:rFonts w:ascii="Arial" w:hAnsi="Arial" w:cs="Arial"/>
-                <w:sz w:val="16"/>
-                <w:szCs w:val="16"/>
-              </w:rPr>
-            </w:pPr>
-          </w:p>
-        </w:tc>
-        <w:tc>
-          <w:tcPr>
-            <w:tcW w:w="3060" w:type="dxa"/>
-            <w:shd w:val="clear" w:color="auto" w:fill="FF0000"/>
-          </w:tcPr>
-          <w:p>
-            <w:pPr>
-              <w:jc w:val="center"/>
-              <w:rPr>
-                <w:rFonts w:ascii="Arial" w:hAnsi="Arial" w:cs="Arial"/>
-                <w:sz w:val="16"/>
-                <w:szCs w:val="16"/>
-              </w:rPr>
-            </w:pPr>
-          </w:p>
-        </w:tc>
-        <w:tc>
-          <w:tcPr>
-            <w:tcW w:w="1299" w:type="dxa"/>
-            <w:shd w:val="clear" w:color="auto" w:fill="FF0000"/>
-          </w:tcPr>
-          <w:p>
-            <w:pPr>
-              <w:jc w:val="center"/>
-              <w:rPr>
-                <w:rFonts w:ascii="Arial" w:hAnsi="Arial" w:cs="Arial"/>
-                <w:sz w:val="16"/>
-                <w:szCs w:val="16"/>
-              </w:rPr>
-            </w:pPr>
-          </w:p>
-        </w:tc>
-        <w:tc>
-          <w:tcPr>
-            <w:tcW w:w="1080" w:type="dxa"/>
-            <w:shd w:val="clear" w:color="auto" w:fill="FF0000"/>
-          </w:tcPr>
-          <w:p>
-            <w:pPr>
-              <w:jc w:val="center"/>
-              <w:rPr>
-                <w:rFonts w:ascii="Arial" w:hAnsi="Arial" w:cs="Arial"/>
-                <w:sz w:val="16"/>
-                <w:szCs w:val="16"/>
-              </w:rPr>
-            </w:pPr>
-          </w:p>
-        </w:tc>
-        <w:tc>
-          <w:tcPr>
-            <w:tcW w:w="941" w:type="dxa"/>
-            <w:shd w:val="clear" w:color="auto" w:fill="FF0000"/>
-          </w:tcPr>
-          <w:p>
-            <w:pPr>
-              <w:jc w:val="center"/>
-              <w:rPr>
-                <w:rFonts w:ascii="Arial" w:hAnsi="Arial" w:cs="Arial"/>
-                <w:sz w:val="16"/>
-                <w:szCs w:val="16"/>
-              </w:rPr>
-            </w:pPr>
-          </w:p>
-        </w:tc>
-      </w:tr>
-      <w:tr>
-        <w:trPr>
-          <w:trHeight w:val="255"/>
-        </w:trPr>
-        <w:tc>
-          <w:tcPr>
-            <w:tcW w:w="760" w:type="dxa"/>
-            <w:shd w:val="clear" w:color="auto" w:fill="auto"/>
-            <w:noWrap/>
-            <w:vAlign w:val="bottom"/>
-          </w:tcPr>
-          <w:p>
-            <w:pPr>
-              <w:jc w:val="center"/>
-              <w:rPr>
-                <w:rFonts w:ascii="Arial" w:hAnsi="Arial" w:cs="Arial"/>
-                <w:sz w:val="16"/>
-                <w:szCs w:val="16"/>
-              </w:rPr>
-            </w:pPr>
-            <w:r>
-              <w:rPr>
-                <w:rFonts w:ascii="Arial" w:hAnsi="Arial" w:cs="Arial"/>
-                <w:sz w:val="16"/>
-                <w:szCs w:val="16"/>
-              </w:rPr>
-              <w:t>9</w:t>
-            </w:r>
-          </w:p>
-        </w:tc>
-        <w:tc>
-          <w:tcPr>
-            <w:tcW w:w="2675" w:type="dxa"/>
-            <w:shd w:val="clear" w:color="auto" w:fill="FF0000"/>
-            <w:noWrap/>
-            <w:vAlign w:val="bottom"/>
-          </w:tcPr>
-          <w:p>
-            <w:pPr>
-              <w:jc w:val="center"/>
-              <w:rPr>
-                <w:rFonts w:ascii="Arial" w:hAnsi="Arial" w:cs="Arial"/>
-                <w:sz w:val="16"/>
-                <w:szCs w:val="16"/>
-              </w:rPr>
-            </w:pPr>
-          </w:p>
-        </w:tc>
-        <w:tc>
-          <w:tcPr>
-            <w:tcW w:w="3060" w:type="dxa"/>
-            <w:shd w:val="clear" w:color="auto" w:fill="FF0000"/>
-          </w:tcPr>
-          <w:p>
-            <w:pPr>
-              <w:jc w:val="center"/>
-              <w:rPr>
-                <w:rFonts w:ascii="Arial" w:hAnsi="Arial" w:cs="Arial"/>
-                <w:sz w:val="16"/>
-                <w:szCs w:val="16"/>
-              </w:rPr>
-            </w:pPr>
-          </w:p>
-        </w:tc>
-        <w:tc>
-          <w:tcPr>
-            <w:tcW w:w="1299" w:type="dxa"/>
-            <w:shd w:val="clear" w:color="auto" w:fill="FF0000"/>
-          </w:tcPr>
-          <w:p>
-            <w:pPr>
-              <w:jc w:val="center"/>
-              <w:rPr>
-                <w:rFonts w:ascii="Arial" w:hAnsi="Arial" w:cs="Arial"/>
-                <w:sz w:val="16"/>
-                <w:szCs w:val="16"/>
-              </w:rPr>
-            </w:pPr>
-          </w:p>
-        </w:tc>
-        <w:tc>
-          <w:tcPr>
-            <w:tcW w:w="1080" w:type="dxa"/>
-            <w:shd w:val="clear" w:color="auto" w:fill="FF0000"/>
-          </w:tcPr>
-          <w:p>
-            <w:pPr>
-              <w:jc w:val="center"/>
-              <w:rPr>
-                <w:rFonts w:ascii="Arial" w:hAnsi="Arial" w:cs="Arial"/>
-                <w:sz w:val="16"/>
-                <w:szCs w:val="16"/>
-              </w:rPr>
-            </w:pPr>
-          </w:p>
-        </w:tc>
-        <w:tc>
-          <w:tcPr>
-            <w:tcW w:w="941" w:type="dxa"/>
-            <w:shd w:val="clear" w:color="auto" w:fill="FF0000"/>
-          </w:tcPr>
-          <w:p>
-            <w:pPr>
-              <w:jc w:val="center"/>
-              <w:rPr>
-                <w:rFonts w:ascii="Arial" w:hAnsi="Arial" w:cs="Arial"/>
-                <w:sz w:val="16"/>
-                <w:szCs w:val="16"/>
-              </w:rPr>
-            </w:pPr>
-          </w:p>
-        </w:tc>
-      </w:tr>
-      <w:tr>
-        <w:trPr>
-          <w:trHeight w:val="255"/>
-        </w:trPr>
-        <w:tc>
-          <w:tcPr>
-            <w:tcW w:w="760" w:type="dxa"/>
-            <w:shd w:val="clear" w:color="auto" w:fill="auto"/>
-            <w:noWrap/>
-            <w:vAlign w:val="bottom"/>
-          </w:tcPr>
-          <w:p>
-            <w:pPr>
-              <w:jc w:val="center"/>
-              <w:rPr>
-                <w:rFonts w:ascii="Arial" w:hAnsi="Arial" w:cs="Arial"/>
-                <w:sz w:val="16"/>
-                <w:szCs w:val="16"/>
-              </w:rPr>
-            </w:pPr>
-            <w:r>
-              <w:rPr>
-                <w:rFonts w:ascii="Arial" w:hAnsi="Arial" w:cs="Arial"/>
-                <w:sz w:val="16"/>
-                <w:szCs w:val="16"/>
-              </w:rPr>
-              <w:t>10</w:t>
-            </w:r>
-          </w:p>
-        </w:tc>
-        <w:tc>
-          <w:tcPr>
-            <w:tcW w:w="2675" w:type="dxa"/>
-            <w:shd w:val="clear" w:color="auto" w:fill="FF0000"/>
-            <w:noWrap/>
-            <w:vAlign w:val="bottom"/>
-          </w:tcPr>
-          <w:p>
-            <w:pPr>
-              <w:jc w:val="center"/>
-              <w:rPr>
-                <w:rFonts w:ascii="Arial" w:hAnsi="Arial" w:cs="Arial"/>
-                <w:sz w:val="16"/>
-                <w:szCs w:val="16"/>
-              </w:rPr>
-            </w:pPr>
-          </w:p>
-        </w:tc>
-        <w:tc>
-          <w:tcPr>
-            <w:tcW w:w="3060" w:type="dxa"/>
-            <w:shd w:val="clear" w:color="auto" w:fill="FF0000"/>
-          </w:tcPr>
-          <w:p>
-            <w:pPr>
-              <w:jc w:val="center"/>
-              <w:rPr>
-                <w:rFonts w:ascii="Arial" w:hAnsi="Arial" w:cs="Arial"/>
-                <w:sz w:val="16"/>
-                <w:szCs w:val="16"/>
-              </w:rPr>
-            </w:pPr>
-          </w:p>
-        </w:tc>
-        <w:tc>
-          <w:tcPr>
-            <w:tcW w:w="1299" w:type="dxa"/>
-            <w:shd w:val="clear" w:color="auto" w:fill="FF0000"/>
-          </w:tcPr>
-          <w:p>
-            <w:pPr>
-              <w:jc w:val="center"/>
-              <w:rPr>
-                <w:rFonts w:ascii="Arial" w:hAnsi="Arial" w:cs="Arial"/>
-                <w:sz w:val="16"/>
-                <w:szCs w:val="16"/>
-              </w:rPr>
-            </w:pPr>
-          </w:p>
-        </w:tc>
-        <w:tc>
-          <w:tcPr>
-            <w:tcW w:w="1080" w:type="dxa"/>
-            <w:shd w:val="clear" w:color="auto" w:fill="FF0000"/>
-          </w:tcPr>
-          <w:p>
-            <w:pPr>
-              <w:jc w:val="center"/>
-              <w:rPr>
-                <w:rFonts w:ascii="Arial" w:hAnsi="Arial" w:cs="Arial"/>
-                <w:sz w:val="16"/>
-                <w:szCs w:val="16"/>
-              </w:rPr>
-            </w:pPr>
-          </w:p>
-        </w:tc>
-        <w:tc>
-          <w:tcPr>
-            <w:tcW w:w="941" w:type="dxa"/>
-            <w:shd w:val="clear" w:color="auto" w:fill="FF0000"/>
-          </w:tcPr>
-          <w:p>
-            <w:pPr>
-              <w:jc w:val="center"/>
-              <w:rPr>
-                <w:rFonts w:ascii="Arial" w:hAnsi="Arial" w:cs="Arial"/>
-                <w:sz w:val="16"/>
-                <w:szCs w:val="16"/>
-              </w:rPr>
-            </w:pPr>
-          </w:p>
-        </w:tc>
-      </w:tr>
-      <w:tr>
-        <w:trPr>
-          <w:trHeight w:val="255"/>
-        </w:trPr>
-        <w:tc>
-          <w:tcPr>
-            <w:tcW w:w="760" w:type="dxa"/>
-            <w:shd w:val="clear" w:color="auto" w:fill="auto"/>
-            <w:noWrap/>
-            <w:vAlign w:val="bottom"/>
-          </w:tcPr>
-          <w:p>
-            <w:pPr>
-              <w:jc w:val="center"/>
-              <w:rPr>
-                <w:rFonts w:ascii="Arial" w:hAnsi="Arial" w:cs="Arial"/>
-                <w:sz w:val="16"/>
-                <w:szCs w:val="16"/>
-              </w:rPr>
-            </w:pPr>
-            <w:r>
-              <w:rPr>
-                <w:rFonts w:ascii="Arial" w:hAnsi="Arial" w:cs="Arial"/>
-                <w:sz w:val="16"/>
-                <w:szCs w:val="16"/>
-              </w:rPr>
-              <w:t>11</w:t>
-            </w:r>
-          </w:p>
-        </w:tc>
-        <w:tc>
-          <w:tcPr>
-            <w:tcW w:w="2675" w:type="dxa"/>
-            <w:shd w:val="clear" w:color="auto" w:fill="FF0000"/>
-            <w:noWrap/>
-            <w:vAlign w:val="bottom"/>
-          </w:tcPr>
-          <w:p>
-            <w:pPr>
-              <w:jc w:val="center"/>
-              <w:rPr>
-                <w:rFonts w:ascii="Arial" w:hAnsi="Arial" w:cs="Arial"/>
-                <w:sz w:val="16"/>
-                <w:szCs w:val="16"/>
-              </w:rPr>
-            </w:pPr>
-          </w:p>
-        </w:tc>
-        <w:tc>
-          <w:tcPr>
-            <w:tcW w:w="3060" w:type="dxa"/>
-            <w:shd w:val="clear" w:color="auto" w:fill="FF0000"/>
-          </w:tcPr>
-          <w:p>
-            <w:pPr>
-              <w:jc w:val="center"/>
-              <w:rPr>
-                <w:rFonts w:ascii="Arial" w:hAnsi="Arial" w:cs="Arial"/>
-                <w:sz w:val="16"/>
-                <w:szCs w:val="16"/>
-              </w:rPr>
-            </w:pPr>
-          </w:p>
-        </w:tc>
-        <w:tc>
-          <w:tcPr>
-            <w:tcW w:w="1299" w:type="dxa"/>
-            <w:shd w:val="clear" w:color="auto" w:fill="FF0000"/>
-          </w:tcPr>
-          <w:p>
-            <w:pPr>
-              <w:jc w:val="center"/>
-              <w:rPr>
-                <w:rFonts w:ascii="Arial" w:hAnsi="Arial" w:cs="Arial"/>
-                <w:sz w:val="16"/>
-                <w:szCs w:val="16"/>
-              </w:rPr>
-            </w:pPr>
-          </w:p>
-        </w:tc>
-        <w:tc>
-          <w:tcPr>
-            <w:tcW w:w="1080" w:type="dxa"/>
-            <w:shd w:val="clear" w:color="auto" w:fill="FF0000"/>
-          </w:tcPr>
-          <w:p>
-            <w:pPr>
-              <w:jc w:val="center"/>
-              <w:rPr>
-                <w:rFonts w:ascii="Arial" w:hAnsi="Arial" w:cs="Arial"/>
-                <w:sz w:val="16"/>
-                <w:szCs w:val="16"/>
-              </w:rPr>
-            </w:pPr>
-          </w:p>
-        </w:tc>
-        <w:tc>
-          <w:tcPr>
-            <w:tcW w:w="941" w:type="dxa"/>
-            <w:shd w:val="clear" w:color="auto" w:fill="FF0000"/>
-          </w:tcPr>
-          <w:p>
-            <w:pPr>
-              <w:jc w:val="center"/>
-              <w:rPr>
-                <w:rFonts w:ascii="Arial" w:hAnsi="Arial" w:cs="Arial"/>
-                <w:sz w:val="16"/>
-                <w:szCs w:val="16"/>
-              </w:rPr>
-            </w:pPr>
-          </w:p>
-        </w:tc>
-      </w:tr>
-      <w:tr>
-        <w:trPr>
-          <w:trHeight w:val="255"/>
-        </w:trPr>
-        <w:tc>
-          <w:tcPr>
-            <w:tcW w:w="760" w:type="dxa"/>
-            <w:shd w:val="clear" w:color="auto" w:fill="auto"/>
-            <w:noWrap/>
-            <w:vAlign w:val="bottom"/>
-          </w:tcPr>
-          <w:p>
-            <w:pPr>
-              <w:jc w:val="center"/>
-              <w:rPr>
-                <w:rFonts w:ascii="Arial" w:hAnsi="Arial" w:cs="Arial"/>
-                <w:sz w:val="16"/>
-                <w:szCs w:val="16"/>
-              </w:rPr>
-            </w:pPr>
-            <w:r>
-              <w:rPr>
-                <w:rFonts w:ascii="Arial" w:hAnsi="Arial" w:cs="Arial"/>
-                <w:sz w:val="16"/>
-                <w:szCs w:val="16"/>
-              </w:rPr>
-              <w:t>12</w:t>
-            </w:r>
-          </w:p>
-        </w:tc>
-        <w:tc>
-          <w:tcPr>
-            <w:tcW w:w="2675" w:type="dxa"/>
-            <w:shd w:val="clear" w:color="auto" w:fill="FF0000"/>
-            <w:noWrap/>
-            <w:vAlign w:val="bottom"/>
-          </w:tcPr>
-          <w:p>
-            <w:pPr>
-              <w:jc w:val="center"/>
-              <w:rPr>
-                <w:rFonts w:ascii="Arial" w:hAnsi="Arial" w:cs="Arial"/>
-                <w:sz w:val="16"/>
-                <w:szCs w:val="16"/>
-              </w:rPr>
-            </w:pPr>
-          </w:p>
-        </w:tc>
-        <w:tc>
-          <w:tcPr>
-            <w:tcW w:w="3060" w:type="dxa"/>
-            <w:shd w:val="clear" w:color="auto" w:fill="FF0000"/>
-          </w:tcPr>
-          <w:p>
-            <w:pPr>
-              <w:jc w:val="center"/>
-              <w:rPr>
-                <w:rFonts w:ascii="Arial" w:hAnsi="Arial" w:cs="Arial"/>
-                <w:sz w:val="16"/>
-                <w:szCs w:val="16"/>
-              </w:rPr>
-            </w:pPr>
-          </w:p>
-        </w:tc>
-        <w:tc>
-          <w:tcPr>
-            <w:tcW w:w="1299" w:type="dxa"/>
-            <w:shd w:val="clear" w:color="auto" w:fill="FF0000"/>
-          </w:tcPr>
-          <w:p>
-            <w:pPr>
-              <w:jc w:val="center"/>
-              <w:rPr>
-                <w:rFonts w:ascii="Arial" w:hAnsi="Arial" w:cs="Arial"/>
-                <w:sz w:val="16"/>
-                <w:szCs w:val="16"/>
-              </w:rPr>
-            </w:pPr>
-          </w:p>
-        </w:tc>
-        <w:tc>
-          <w:tcPr>
-            <w:tcW w:w="1080" w:type="dxa"/>
-            <w:shd w:val="clear" w:color="auto" w:fill="FF0000"/>
-          </w:tcPr>
-          <w:p>
-            <w:pPr>
-              <w:jc w:val="center"/>
-              <w:rPr>
-                <w:rFonts w:ascii="Arial" w:hAnsi="Arial" w:cs="Arial"/>
-                <w:sz w:val="16"/>
-                <w:szCs w:val="16"/>
-              </w:rPr>
-            </w:pPr>
-          </w:p>
-        </w:tc>
-        <w:tc>
-          <w:tcPr>
-            <w:tcW w:w="941" w:type="dxa"/>
-            <w:shd w:val="clear" w:color="auto" w:fill="FF0000"/>
-          </w:tcPr>
-          <w:p>
-            <w:pPr>
-              <w:jc w:val="center"/>
-              <w:rPr>
-                <w:rFonts w:ascii="Arial" w:hAnsi="Arial" w:cs="Arial"/>
-                <w:sz w:val="16"/>
-                <w:szCs w:val="16"/>
-              </w:rPr>
-            </w:pPr>
-          </w:p>
-        </w:tc>
-      </w:tr>
-      <w:tr>
-        <w:trPr>
-          <w:trHeight w:val="255"/>
-        </w:trPr>
-        <w:tc>
-          <w:tcPr>
-            <w:tcW w:w="760" w:type="dxa"/>
-            <w:shd w:val="clear" w:color="auto" w:fill="auto"/>
-            <w:noWrap/>
-            <w:vAlign w:val="bottom"/>
-          </w:tcPr>
-          <w:p>
-            <w:pPr>
-              <w:jc w:val="center"/>
-              <w:rPr>
-                <w:rFonts w:ascii="Arial" w:hAnsi="Arial" w:cs="Arial"/>
-                <w:sz w:val="16"/>
-                <w:szCs w:val="16"/>
-              </w:rPr>
-            </w:pPr>
-            <w:r>
-              <w:rPr>
-                <w:rFonts w:ascii="Arial" w:hAnsi="Arial" w:cs="Arial"/>
-                <w:sz w:val="16"/>
-                <w:szCs w:val="16"/>
-              </w:rPr>
-              <w:t>13</w:t>
-            </w:r>
-          </w:p>
-        </w:tc>
-        <w:tc>
-          <w:tcPr>
-            <w:tcW w:w="2675" w:type="dxa"/>
-            <w:shd w:val="clear" w:color="auto" w:fill="FF0000"/>
-            <w:noWrap/>
-            <w:vAlign w:val="bottom"/>
-          </w:tcPr>
-          <w:p>
-            <w:pPr>
-              <w:jc w:val="center"/>
-              <w:rPr>
-                <w:rFonts w:ascii="Arial" w:hAnsi="Arial" w:cs="Arial"/>
-                <w:sz w:val="16"/>
-                <w:szCs w:val="16"/>
-              </w:rPr>
-            </w:pPr>
-          </w:p>
-        </w:tc>
-        <w:tc>
-          <w:tcPr>
-            <w:tcW w:w="3060" w:type="dxa"/>
-            <w:shd w:val="clear" w:color="auto" w:fill="FF0000"/>
-          </w:tcPr>
-          <w:p>
-            <w:pPr>
-              <w:jc w:val="center"/>
-              <w:rPr>
-                <w:rFonts w:ascii="Arial" w:hAnsi="Arial" w:cs="Arial"/>
-                <w:sz w:val="16"/>
-                <w:szCs w:val="16"/>
-              </w:rPr>
-            </w:pPr>
-          </w:p>
-        </w:tc>
-        <w:tc>
-          <w:tcPr>
-            <w:tcW w:w="1299" w:type="dxa"/>
-            <w:shd w:val="clear" w:color="auto" w:fill="FF0000"/>
-          </w:tcPr>
-          <w:p>
-            <w:pPr>
-              <w:jc w:val="center"/>
-              <w:rPr>
-                <w:rFonts w:ascii="Arial" w:hAnsi="Arial" w:cs="Arial"/>
-                <w:sz w:val="16"/>
-                <w:szCs w:val="16"/>
-              </w:rPr>
-            </w:pPr>
-          </w:p>
-        </w:tc>
-        <w:tc>
-          <w:tcPr>
-            <w:tcW w:w="1080" w:type="dxa"/>
-            <w:shd w:val="clear" w:color="auto" w:fill="FF0000"/>
-          </w:tcPr>
-          <w:p>
-            <w:pPr>
-              <w:jc w:val="center"/>
-              <w:rPr>
-                <w:rFonts w:ascii="Arial" w:hAnsi="Arial" w:cs="Arial"/>
-                <w:sz w:val="16"/>
-                <w:szCs w:val="16"/>
-              </w:rPr>
-            </w:pPr>
-          </w:p>
-        </w:tc>
-        <w:tc>
-          <w:tcPr>
-            <w:tcW w:w="941" w:type="dxa"/>
-            <w:shd w:val="clear" w:color="auto" w:fill="FF0000"/>
-          </w:tcPr>
-          <w:p>
-            <w:pPr>
-              <w:jc w:val="center"/>
-              <w:rPr>
-                <w:rFonts w:ascii="Arial" w:hAnsi="Arial" w:cs="Arial"/>
-                <w:sz w:val="16"/>
-                <w:szCs w:val="16"/>
-              </w:rPr>
-            </w:pPr>
-          </w:p>
-        </w:tc>
-      </w:tr>
-      <w:tr>
-        <w:trPr>
-          <w:trHeight w:val="255"/>
-        </w:trPr>
-        <w:tc>
-          <w:tcPr>
-            <w:tcW w:w="760" w:type="dxa"/>
-            <w:shd w:val="clear" w:color="auto" w:fill="auto"/>
-            <w:noWrap/>
-            <w:vAlign w:val="bottom"/>
-          </w:tcPr>
-          <w:p>
-            <w:pPr>
-              <w:jc w:val="center"/>
-              <w:rPr>
-                <w:rFonts w:ascii="Arial" w:hAnsi="Arial" w:cs="Arial"/>
-                <w:sz w:val="16"/>
-                <w:szCs w:val="16"/>
-              </w:rPr>
-            </w:pPr>
-            <w:r>
-              <w:rPr>
-                <w:rFonts w:ascii="Arial" w:hAnsi="Arial" w:cs="Arial"/>
-                <w:sz w:val="16"/>
-                <w:szCs w:val="16"/>
-              </w:rPr>
-              <w:t>14</w:t>
-            </w:r>
-          </w:p>
-        </w:tc>
-        <w:tc>
-          <w:tcPr>
-            <w:tcW w:w="2675" w:type="dxa"/>
-            <w:shd w:val="clear" w:color="auto" w:fill="FF0000"/>
-            <w:noWrap/>
-            <w:vAlign w:val="bottom"/>
-          </w:tcPr>
-          <w:p>
-            <w:pPr>
-              <w:jc w:val="center"/>
-              <w:rPr>
-                <w:rFonts w:ascii="Arial" w:hAnsi="Arial" w:cs="Arial"/>
-                <w:sz w:val="16"/>
-                <w:szCs w:val="16"/>
-              </w:rPr>
-            </w:pPr>
-          </w:p>
-        </w:tc>
-        <w:tc>
-          <w:tcPr>
-            <w:tcW w:w="3060" w:type="dxa"/>
-            <w:shd w:val="clear" w:color="auto" w:fill="FF0000"/>
-          </w:tcPr>
-          <w:p>
-            <w:pPr>
-              <w:jc w:val="center"/>
-              <w:rPr>
-                <w:rFonts w:ascii="Arial" w:hAnsi="Arial" w:cs="Arial"/>
-                <w:sz w:val="16"/>
-                <w:szCs w:val="16"/>
-              </w:rPr>
-            </w:pPr>
-          </w:p>
-        </w:tc>
-        <w:tc>
-          <w:tcPr>
-            <w:tcW w:w="1299" w:type="dxa"/>
-            <w:shd w:val="clear" w:color="auto" w:fill="FF0000"/>
-          </w:tcPr>
-          <w:p>
-            <w:pPr>
-              <w:jc w:val="center"/>
-              <w:rPr>
-                <w:rFonts w:ascii="Arial" w:hAnsi="Arial" w:cs="Arial"/>
-                <w:sz w:val="16"/>
-                <w:szCs w:val="16"/>
-              </w:rPr>
-            </w:pPr>
-          </w:p>
-        </w:tc>
-        <w:tc>
-          <w:tcPr>
-            <w:tcW w:w="1080" w:type="dxa"/>
-            <w:shd w:val="clear" w:color="auto" w:fill="FF0000"/>
-          </w:tcPr>
-          <w:p>
-            <w:pPr>
-              <w:jc w:val="center"/>
-              <w:rPr>
-                <w:rFonts w:ascii="Arial" w:hAnsi="Arial" w:cs="Arial"/>
-                <w:sz w:val="16"/>
-                <w:szCs w:val="16"/>
-              </w:rPr>
-            </w:pPr>
-          </w:p>
-        </w:tc>
-        <w:tc>
-          <w:tcPr>
-            <w:tcW w:w="941" w:type="dxa"/>
-            <w:shd w:val="clear" w:color="auto" w:fill="FF0000"/>
-          </w:tcPr>
-          <w:p>
-            <w:pPr>
-              <w:jc w:val="center"/>
-              <w:rPr>
-                <w:rFonts w:ascii="Arial" w:hAnsi="Arial" w:cs="Arial"/>
-                <w:sz w:val="16"/>
-                <w:szCs w:val="16"/>
-              </w:rPr>
-            </w:pPr>
-          </w:p>
-        </w:tc>
-      </w:tr>
-      <w:tr>
-        <w:trPr>
-          <w:trHeight w:val="255"/>
-        </w:trPr>
-        <w:tc>
-          <w:tcPr>
-            <w:tcW w:w="760" w:type="dxa"/>
-            <w:shd w:val="clear" w:color="auto" w:fill="auto"/>
-            <w:noWrap/>
-            <w:vAlign w:val="bottom"/>
-          </w:tcPr>
-          <w:p>
-            <w:pPr>
-              <w:jc w:val="center"/>
-              <w:rPr>
-                <w:rFonts w:ascii="Arial" w:hAnsi="Arial" w:cs="Arial"/>
-                <w:sz w:val="16"/>
-                <w:szCs w:val="16"/>
-              </w:rPr>
-            </w:pPr>
-            <w:r>
-              <w:rPr>
-                <w:rFonts w:ascii="Arial" w:hAnsi="Arial" w:cs="Arial"/>
-                <w:sz w:val="16"/>
-                <w:szCs w:val="16"/>
-              </w:rPr>
-              <w:t>15</w:t>
-            </w:r>
-          </w:p>
-        </w:tc>
-        <w:tc>
-          <w:tcPr>
-            <w:tcW w:w="2675" w:type="dxa"/>
-            <w:shd w:val="clear" w:color="auto" w:fill="FF0000"/>
-            <w:noWrap/>
-            <w:vAlign w:val="bottom"/>
-          </w:tcPr>
-          <w:p>
-            <w:pPr>
-              <w:jc w:val="center"/>
-              <w:rPr>
-                <w:rFonts w:ascii="Arial" w:hAnsi="Arial" w:cs="Arial"/>
-                <w:sz w:val="16"/>
-                <w:szCs w:val="16"/>
-              </w:rPr>
-            </w:pPr>
-          </w:p>
-        </w:tc>
-        <w:tc>
-          <w:tcPr>
-            <w:tcW w:w="3060" w:type="dxa"/>
-            <w:shd w:val="clear" w:color="auto" w:fill="FF0000"/>
-          </w:tcPr>
-          <w:p>
-            <w:pPr>
-              <w:jc w:val="center"/>
-              <w:rPr>
-                <w:rFonts w:ascii="Arial" w:hAnsi="Arial" w:cs="Arial"/>
-                <w:sz w:val="16"/>
-                <w:szCs w:val="16"/>
-              </w:rPr>
-            </w:pPr>
-          </w:p>
-        </w:tc>
-        <w:tc>
-          <w:tcPr>
-            <w:tcW w:w="1299" w:type="dxa"/>
-            <w:shd w:val="clear" w:color="auto" w:fill="FF0000"/>
-          </w:tcPr>
-          <w:p>
-            <w:pPr>
-              <w:jc w:val="center"/>
-              <w:rPr>
-                <w:rFonts w:ascii="Arial" w:hAnsi="Arial" w:cs="Arial"/>
-                <w:sz w:val="16"/>
-                <w:szCs w:val="16"/>
-              </w:rPr>
-            </w:pPr>
-          </w:p>
-        </w:tc>
-        <w:tc>
-          <w:tcPr>
-            <w:tcW w:w="1080" w:type="dxa"/>
-            <w:shd w:val="clear" w:color="auto" w:fill="FF0000"/>
-          </w:tcPr>
-          <w:p>
-            <w:pPr>
-              <w:jc w:val="center"/>
-              <w:rPr>
-                <w:rFonts w:ascii="Arial" w:hAnsi="Arial" w:cs="Arial"/>
-                <w:sz w:val="16"/>
-                <w:szCs w:val="16"/>
-              </w:rPr>
-            </w:pPr>
-          </w:p>
-        </w:tc>
-        <w:tc>
-          <w:tcPr>
-            <w:tcW w:w="941" w:type="dxa"/>
-            <w:shd w:val="clear" w:color="auto" w:fill="FF0000"/>
-          </w:tcPr>
-          <w:p>
-            <w:pPr>
-              <w:jc w:val="center"/>
-              <w:rPr>
-                <w:rFonts w:ascii="Arial" w:hAnsi="Arial" w:cs="Arial"/>
-                <w:sz w:val="16"/>
-                <w:szCs w:val="16"/>
-              </w:rPr>
-            </w:pPr>
           </w:p>
         </w:tc>
       </w:tr>
@@ -5432,7 +4210,6 @@
           <w:rFonts w:ascii="Arial" w:hAnsi="Arial" w:cs="Arial"/>
           <w:sz w:val="16"/>
           <w:szCs w:val="16"/>
-          <w:lang w:val="pl-PL"/>
         </w:rPr>
       </w:pPr>
     </w:p>
@@ -5661,7 +4438,7 @@
                 <w:lang w:val="pl-PL"/>
               </w:rPr>
             </w:pPr>
-            <w:bookmarkStart w:id="1" w:name="podpisPierwszegoReprezentanta"/>
+            <w:bookmarkStart w:id="0" w:name="podpisPierwszegoReprezentanta"/>
             <w:r>
               <w:rPr>
                 <w:rFonts w:ascii="Arial" w:hAnsi="Arial" w:cs="Arial"/>
@@ -5714,7 +4491,7 @@
                 </wp:inline>
               </w:drawing>
             </w:r>
-            <w:bookmarkEnd w:id="1"/>
+            <w:bookmarkEnd w:id="0"/>
           </w:p>
         </w:tc>
         <w:tc>
@@ -5731,7 +4508,7 @@
                 <w:lang w:val="pl-PL"/>
               </w:rPr>
             </w:pPr>
-            <w:bookmarkStart w:id="2" w:name="podpisDrugiegoReprezentanta"/>
+            <w:bookmarkStart w:id="1" w:name="podpisDrugiegoReprezentanta"/>
             <w:r>
               <w:rPr>
                 <w:rFonts w:ascii="Arial" w:hAnsi="Arial" w:cs="Arial"/>
@@ -5784,7 +4561,7 @@
                 </wp:inline>
               </w:drawing>
             </w:r>
-            <w:bookmarkEnd w:id="2"/>
+            <w:bookmarkEnd w:id="1"/>
           </w:p>
         </w:tc>
         <w:tc>
@@ -6338,7 +5115,18 @@
           <w:szCs w:val="16"/>
           <w:lang w:val="pl-PL" w:eastAsia="pl-PL"/>
         </w:rPr>
-        <w:t>umocowanie osoby składającej podpis w imieniu Akceptanta, jej tożsamość</w:t>
+        <w:t>umocowanie osoby składającej podpis w imieniu Akcep</w:t>
+      </w:r>
+      <w:bookmarkStart w:id="2" w:name="_GoBack"/>
+      <w:bookmarkEnd w:id="2"/>
+      <w:r>
+        <w:rPr>
+          <w:rFonts w:ascii="Arial" w:hAnsi="Arial" w:cs="Arial"/>
+          <w:sz w:val="16"/>
+          <w:szCs w:val="16"/>
+          <w:lang w:val="pl-PL" w:eastAsia="pl-PL"/>
+        </w:rPr>
+        <w:t>tanta, jej tożsamość</w:t>
       </w:r>
       <w:r>
         <w:rPr>
@@ -7129,7 +5917,7 @@
           <v:imagedata r:id="rId1" o:title=""/>
           <w10:wrap type="topAndBottom"/>
         </v:shape>
-        <o:OLEObject Type="Embed" ProgID="MSPhotoEd.3" ShapeID="_x0000_s2049" DrawAspect="Content" ObjectID="_1436609521" r:id="rId2"/>
+        <o:OLEObject Type="Embed" ProgID="MSPhotoEd.3" ShapeID="_x0000_s2049" DrawAspect="Content" ObjectID="_1437893291" r:id="rId2"/>
       </w:pict>
     </w:r>
   </w:p>
